--- a/docs/manuscript/paper2/v2/paper2_draft_en_v2.docx
+++ b/docs/manuscript/paper2/v2/paper2_draft_en_v2.docx
@@ -5,7 +5,7 @@
     <w:p>
       <w:pPr>
         <w:pStyle w:val="Heading1"/>
-        <w:spacing w:after="140" w:before="280" w:line="276"/>
+        <w:spacing w:before="280" w:after="140" w:line="276"/>
       </w:pPr>
       <w:r>
         <w:rPr>
@@ -117,7 +117,7 @@
     <w:p>
       <w:pPr>
         <w:pStyle w:val="Heading2"/>
-        <w:spacing w:after="140" w:before="280" w:line="276"/>
+        <w:spacing w:before="280" w:after="140" w:line="276"/>
       </w:pPr>
       <w:r>
         <w:rPr>
@@ -173,7 +173,7 @@
     <w:p>
       <w:pPr>
         <w:pStyle w:val="Heading2"/>
-        <w:spacing w:after="140" w:before="280" w:line="276"/>
+        <w:spacing w:before="280" w:after="140" w:line="276"/>
       </w:pPr>
       <w:r>
         <w:rPr>
@@ -259,7 +259,7 @@
           <w:sz w:val="22"/>
           <w:szCs w:val="22"/>
         </w:rPr>
-        <w:t xml:space="preserve"> The positive control passed (median absolute correlation 0.571, predicted sign in all six decades). For the frozen decomposition, ΔT (the interval between the two component peaks) versus aortic pulse wave velocity reached 0.223 and the reflection index RI (the ratio of the peak heights) versus peripheral resistance 0.207; neither met the criterion. From the same waveforms, fiducial-point indices reached 0.710 and 0.504 and the early amplitude ratio 0.836; all met it. The negative persisted in a version rebuilt to match five source papers (0.167), across twelve combinations of basis and component count (best 0.56), and under the fitting conditions of six published papers applied unchanged (best 0.578). Adding components improved the fit to the waveform while lowering the correlation with truth. Pulse wave velocity had the largest effect on decomposition-derived ΔT (−17.0% from −1 SD to +1 SD), but heart rate (−10.9%) and aortic diameter (−12.6%) had effects of the same size, and subjects were ordered by heart rate (correlation −0.54) more than by pulse wave velocity (−0.26). When pulse wave velocity alone was moved across its three levels, ΔT went 332, 353 and 251 ms — it reversed direction, so the response was not monotone.</w:t>
+        <w:t xml:space="preserve"> The positive control passed (median absolute correlation 0.571, predicted sign in all six decades). For the frozen decomposition, ΔT (the interval between the two component peaks) versus aortic pulse wave velocity reached 0.223 and the reflection index RI (the ratio of the peak heights) versus peripheral resistance 0.207; neither met the criterion. From the same waveforms, fiducial-point indices reached 0.710 and 0.504 and the early amplitude ratio 0.836; all met it. The negative persisted in a version rebuilt to match five source papers (0.167), across twelve combinations of basis and component count (best 0.56), and under the fitting conditions of six published papers applied unchanged (best 0.578), neither approaching the fiducial-point value on the same subjects (0.71); the last two are explorations on subsets to which the six-stratum criterion was not applied. Adding components improved the fit to the waveform while lowering the correlation with truth. Pulse wave velocity had the largest effect on decomposition-derived ΔT (−17.0% from −1 SD to +1 SD), but heart rate (−10.9%) and aortic diameter (−12.6%) had effects of the same size. Ordering the subjects of one age stratum by ΔT reproduced their ordering by heart rate (rank correlation −0.54) more closely than their ordering by pulse wave velocity (−0.26). When pulse wave velocity alone was moved across its low, middle and high levels, ΔT went 332, 353 and 251 ms: it lengthened and then shortened. A rank correlation assumes a monotone relation, so even the factor with the largest change in the mean (the largest main effect) can have a small rank correlation.</w:t>
       </w:r>
     </w:p>
     <w:p>
@@ -315,7 +315,7 @@
     <w:p>
       <w:pPr>
         <w:pStyle w:val="Heading2"/>
-        <w:spacing w:after="140" w:before="280" w:line="276"/>
+        <w:spacing w:before="280" w:after="140" w:line="276"/>
       </w:pPr>
       <w:r>
         <w:rPr>
@@ -482,7 +482,7 @@
           <w:sz w:val="22"/>
           <w:szCs w:val="22"/>
         </w:rPr>
-        <w:t xml:space="preserve">None of these designs can detect a specific failure mode. Fitting a beat as a sum of component waves is an ill-posed problem: more than one set of parameters (the positions, widths and heights of the components) reproduces the same waveform to almost the same accuracy, so many parameter combinations give almost the same residual, the difference between waveform and model (Figure 2). Every goodness-of-fit criterion is, by construction, nearly invariant to which of those solutions the optimiser lands on, while the extracted parameters are not. A method can therefore be excellent by every published criterion and still return a quantity that does not track the vascular property it names.</w:t>
+        <w:t xml:space="preserve">None of these designs can detect a specific failure mode. Fitting a beat as a sum of component waves is an ill-posed problem: more than one set of parameters (the positions, widths and heights of the components) reproduces the same waveform to almost the same accuracy, so many parameter combinations give almost the same residual, the difference between waveform and model (Figure 2). Every goodness-of-fit criterion is, by construction, nearly invariant to which of those solutions the optimiser — the numerical procedure that searches for the parameter set with the smallest residual, here trust-region-reflective least squares — lands on, while the extracted parameters are not. A method can therefore be excellent by every published criterion and still return a quantity that does not track the vascular property it names.</w:t>
       </w:r>
     </w:p>
     <w:p>
@@ -538,7 +538,7 @@
     <w:p>
       <w:pPr>
         <w:pStyle w:val="Heading2"/>
-        <w:spacing w:after="140" w:before="280" w:line="276"/>
+        <w:spacing w:before="280" w:after="140" w:line="276"/>
       </w:pPr>
       <w:r>
         <w:rPr>
@@ -555,7 +555,7 @@
     <w:p>
       <w:pPr>
         <w:pStyle w:val="Heading3"/>
-        <w:spacing w:after="140" w:before="280" w:line="276"/>
+        <w:spacing w:before="280" w:after="140" w:line="276"/>
       </w:pPr>
       <w:r>
         <w:rPr>
@@ -660,27 +660,27 @@
           <w:sz w:val="22"/>
           <w:szCs w:val="22"/>
         </w:rPr>
-        <w:t xml:space="preserve">. Raising mean arterial pressure raises resistance but lowers RI (0.294 → 0.254 → 0.236 in the single-factor sweep), pulling the association negative; raising heart rate raises cardiac output, lowers resistance and also lowers RI (main effect −40%), pulling it positive. </w:t>
-      </w:r>
-      <w:r>
-        <w:rPr>
-          <w:rFonts w:ascii="Times New Roman" w:cs="Times New Roman" w:eastAsia="Times New Roman" w:hAnsi="Times New Roman"/>
-          <w:b/>
-          <w:bCs/>
-          <w:color w:val="000000"/>
-          <w:sz w:val="22"/>
-          <w:szCs w:val="22"/>
-        </w:rPr>
-        <w:t xml:space="preserve">The observed association therefore cannot be attributed to resistance as such.</w:t>
-      </w:r>
-      <w:r>
-        <w:rPr>
-          <w:rFonts w:ascii="Times New Roman" w:cs="Times New Roman" w:eastAsia="Times New Roman" w:hAnsi="Times New Roman"/>
-          <w:color w:val="000000"/>
-          <w:sz w:val="22"/>
-          <w:szCs w:val="22"/>
-        </w:rPr>
-        <w:t xml:space="preserve"> The factors are separated by the main-effect analysis.</w:t>
+        <w:t xml:space="preserve">. Raising mean arterial pressure raises resistance but lowers RI (0.294 → 0.254 → 0.236 in the single-factor sweep), pulling the association negative; raising heart rate raises cardiac output, lowers resistance and also lowers RI, pulling it positive. The main effect used here is the change in an index when one factor alone is moved from −1 SD to +1 SD, averaged over all combinations of the other factors and expressed as a fraction of the stratum mean; the main effect of heart rate on RI is −40%. </w:t>
+      </w:r>
+      <w:r>
+        <w:rPr>
+          <w:rFonts w:ascii="Times New Roman" w:cs="Times New Roman" w:eastAsia="Times New Roman" w:hAnsi="Times New Roman"/>
+          <w:b/>
+          <w:bCs/>
+          <w:color w:val="000000"/>
+          <w:sz w:val="22"/>
+          <w:szCs w:val="22"/>
+        </w:rPr>
+        <w:t xml:space="preserve">Peripheral vascular resistance in this model is not an input but a quantity fixed by mean arterial pressure, heart rate and stroke volume.</w:t>
+      </w:r>
+      <w:r>
+        <w:rPr>
+          <w:rFonts w:ascii="Times New Roman" w:cs="Times New Roman" w:eastAsia="Times New Roman" w:hAnsi="Times New Roman"/>
+          <w:color w:val="000000"/>
+          <w:sz w:val="22"/>
+          <w:szCs w:val="22"/>
+        </w:rPr>
+        <w:t xml:space="preserve"> An association between RI and resistance therefore cannot by itself show whether it arises from the resistance or from the pressure and heart rate that set the resistance. Which input is at work is told apart by the change in RI when the inputs are moved one at a time (the main effect of each factor).</w:t>
       </w:r>
     </w:p>
     <w:p>
@@ -734,7 +734,7 @@
     <w:p>
       <w:pPr>
         <w:pStyle w:val="Heading3"/>
-        <w:spacing w:after="140" w:before="280" w:line="276"/>
+        <w:spacing w:before="280" w:after="140" w:line="276"/>
       </w:pPr>
       <w:r>
         <w:rPr>
@@ -759,13 +759,13 @@
           <w:sz w:val="22"/>
           <w:szCs w:val="22"/>
         </w:rPr>
-        <w:t xml:space="preserve">Digital PPG waveforms were used at their native sampling rate (500 Hz), one beat per virtual subject. Preprocessing consisted of a fourth-order Butterworth low-pass filter with an 18 Hz cutoff applied with zero phase (the same conditions as Tigges 2017, Couceiro 2015 and Basso 2024), removal of a linear baseline drawn between the two feet of the beat (each foot taken as the minimum within the outer 8% of the beat at either end, following Basso 2024), and normalisation of the amplitude to a maximum of 1. Zero phase matters here because the indices compared are time intervals and fiducial-point times, so any delay introduced by the filter would enter the index directly. Because every index compared is a ratio or an interval, the amplitude scale cancels; the baseline level does not, so the baseline removal above is a precondition for the reflection-index family. This preprocessing was applied to every index computed in this study (the rebuilt decomposition, fiducial-point analysis and the early amplitude ratio). The frozen decomposition, identical to that of Study 1, kept its original processing (subtraction of the minimum and amplitude normalisation) in keeping with the freeze, and the fiducial-point indices distributed with the Pulse Wave Database are the original authors' own processing.</w:t>
+        <w:t xml:space="preserve">Digital PPG waveforms were used at their native sampling rate (500 Hz), one beat per virtual subject. Preprocessing consisted of a fourth-order Butterworth low-pass filter with an 18 Hz cutoff applied with zero phase (the same conditions as Tigges 2017, Couceiro 2015 and Basso 2024), removal of a linear baseline drawn between the two feet of the beat (each foot taken as the minimum within the outer 8% of the beat at either end, following Basso 2024), and normalisation of the amplitude to a maximum of 1. Zero phase matters here because the indices compared are time intervals and fiducial-point times, so any delay introduced by the filter would enter the index directly. Because every index compared is a ratio or an interval, the amplitude scale cancels; the baseline level does not, so the baseline removal above is a precondition for the reflection-index family. This preprocessing was applied to every index computed in this study (the rebuilt decomposition, fiducial-point analysis and the early amplitude ratio). The frozen decomposition, identical to that of our companion VitalDB study of 862 cases (paper 1), kept its original processing (subtraction of the minimum and amplitude normalisation) in keeping with the freeze, and the fiducial-point indices distributed with the Pulse Wave Database are the original authors' own processing.</w:t>
       </w:r>
     </w:p>
     <w:p>
       <w:pPr>
         <w:pStyle w:val="Heading3"/>
-        <w:spacing w:after="140" w:before="280" w:line="276"/>
+        <w:spacing w:before="280" w:after="140" w:line="276"/>
       </w:pPr>
       <w:r>
         <w:rPr>
@@ -801,7 +801,7 @@
           <w:sz w:val="22"/>
           <w:szCs w:val="22"/>
         </w:rPr>
-        <w:t xml:space="preserve"> The principal object of this study is the decomposition used in Study 1 and not modified since (the frozen version). It represents the beat as the sum of two skew-Gaussian components, asymmetric bell-shaped curves:</w:t>
+        <w:t xml:space="preserve"> The principal object of this study is the decomposition used in our companion VitalDB study of 862 cases (paper 1) and not modified since (the frozen version). It represents the beat as the sum of two skew-Gaussian components, asymmetric bell-shaped curves:</w:t>
       </w:r>
     </w:p>
     <w:p>
@@ -908,7 +908,7 @@
           <w:sz w:val="22"/>
           <w:szCs w:val="22"/>
         </w:rPr>
-        <w:t xml:space="preserve"> (absolute time error summed over fiducial points ≤ 6 ms; amplitude error ≤ 0.01). A fit was also rejected if the uncertainty of ΔT exceeded 20 ms. The same 20 ms is applied to the standard error of ΔT, to the spread of ΔT across competing solutions, and to near-ties between candidate reflected waves, because all three express the same quantity and were frozen together. Two bases were carried in parallel, skew-Gaussian and gamma.</w:t>
+        <w:t xml:space="preserve"> (absolute time error summed over fiducial points ≤ 6 ms; amplitude error ≤ 0.01). Wang's criterion asks whether the positions and amplitudes of the fiducial points read from the fitted waveform as a whole match those of the measured waveform; it is a criterion of representational fidelity and does not ask whether individual components correspond to physiological waves. We used it to reproduce the published acceptance procedure, and the verdict for the rebuilt version is read on all subjects irrespective of acceptance (tier C). Wang defines fiducial points for notch-less waveform types as well (from zero crossings of the second derivative or at 0.5 T); our rebuilt version applied the criterion only to beats whose measured waveform has the same kind of fiducial points, i.e. notched (type 1) beats. This is a deviation from Wang and one reason for the small number of accepted fits. A fit was also rejected if the uncertainty of ΔT exceeded 20 ms. The same 20 ms is applied to the standard error of ΔT, to the spread of ΔT across competing solutions, and to near-ties between candidate reflected waves, because all three express the same quantity and were frozen together. Two bases were carried in parallel, skew-Gaussian and gamma.</w:t>
       </w:r>
     </w:p>
     <w:p>
@@ -978,7 +978,7 @@
     <w:p>
       <w:pPr>
         <w:pStyle w:val="Heading3"/>
-        <w:spacing w:after="140" w:before="280" w:line="276"/>
+        <w:spacing w:before="280" w:after="140" w:line="276"/>
       </w:pPr>
       <w:r>
         <w:rPr>
@@ -1249,7 +1249,7 @@
     <w:p>
       <w:pPr>
         <w:pStyle w:val="Heading3"/>
-        <w:spacing w:after="140" w:before="280" w:line="276"/>
+        <w:spacing w:before="280" w:after="140" w:line="276"/>
       </w:pPr>
       <w:r>
         <w:rPr>
@@ -1382,7 +1382,7 @@
     <w:p>
       <w:pPr>
         <w:pStyle w:val="Heading3"/>
-        <w:spacing w:after="140" w:before="280" w:line="276"/>
+        <w:spacing w:before="280" w:after="140" w:line="276"/>
       </w:pPr>
       <w:r>
         <w:rPr>
@@ -1407,13 +1407,13 @@
           <w:sz w:val="22"/>
           <w:szCs w:val="22"/>
         </w:rPr>
-        <w:t xml:space="preserve">How much each factor moves an index (its main effect) was computed within each stratum as the difference between the mean of the subjects at +1 SD and the mean of those at −1 SD of that factor, divided by the stratum mean. Single-factor sweeps take the subjects in which one factor is moved across its three levels while the other five are held at baseline, and report the stratum median of each index at each level; because the other factors are identical, no confounding enters and the shape of the response, monotone or not, can be seen directly. Waveforms were classified by the visibility of the dicrotic notch (Dawber type 1: notch present; type 3: no notch but an inflection on the descending limb; type 4: neither).</w:t>
+        <w:t xml:space="preserve">How much each factor moves an index (its main effect) was computed within each stratum as the difference between the mean of the subjects at +1 SD and the mean of those at −1 SD of that factor, divided by the stratum mean. Single-factor sweeps take the subjects in which one factor is moved across its three levels while the other five are held at baseline, and report the stratum median of each index at each level; because the other factors are identical, no confounding enters and the shape of the response, monotone or not, can be seen directly. Waveforms were classified by the visibility of the dicrotic notch (Dawber type 1: notch present; type 3: no notch but an inflection on the descending limb; type 4: neither). Of Dawber's four types, types 2 and 3 — both of which lack a notch — are not distinguished by our detection: every beat with an inflection on the descending limb is counted as type 3.</w:t>
       </w:r>
     </w:p>
     <w:p>
       <w:pPr>
         <w:pStyle w:val="Heading3"/>
-        <w:spacing w:after="140" w:before="280" w:line="276"/>
+        <w:spacing w:before="280" w:after="140" w:line="276"/>
       </w:pPr>
       <w:r>
         <w:rPr>
@@ -1438,13 +1438,13 @@
           <w:sz w:val="22"/>
           <w:szCs w:val="22"/>
         </w:rPr>
-        <w:t xml:space="preserve">Python, NumPy, SciPy and pandas. The version identifier of the decomposition module was `048d2b43bb05` for the confirmatory run, and the interpreter and library versions are recorded in every output row of the result table [[read the `python_version`, `numpy_version` and `scipy_version` columns of `data/pwdb/pwdb_compare.csv` on the machine that produced the confirmatory run and insert them here; the copy in the cloud environment is a self-test subset and its versions differ]]. Analysis code, the frozen decision document and the result tables are archived at https://github.com/nobumitsu-3141/ppg-pda-analysis (doi:10.5281/zenodo.22676038, the concept DOI, resolving to the latest version; the analyses used v1.0.0).</w:t>
+        <w:t xml:space="preserve">Python 3.9.6 with NumPy 2.0.2, SciPy 1.13.1 and pandas. The version identifier of the decomposition module was `048d2b43bb05` for the confirmatory run, and the interpreter and library versions are recorded in every output row of the result table (a single environment produced all 4,374 rows). Analysis code, the frozen decision document and the result tables are archived at https://github.com/nobumitsu-3141/ppg-pda-analysis (doi:10.5281/zenodo.22676038, the concept DOI, resolving to the latest version; the analyses used v1.0.0).</w:t>
       </w:r>
     </w:p>
     <w:p>
       <w:pPr>
         <w:pStyle w:val="Heading2"/>
-        <w:spacing w:after="140" w:before="280" w:line="276"/>
+        <w:spacing w:before="280" w:after="140" w:line="276"/>
       </w:pPr>
       <w:r>
         <w:rPr>
@@ -1461,7 +1461,7 @@
     <w:p>
       <w:pPr>
         <w:pStyle w:val="Heading3"/>
-        <w:spacing w:after="140" w:before="280" w:line="276"/>
+        <w:spacing w:before="280" w:after="140" w:line="276"/>
       </w:pPr>
       <w:r>
         <w:rPr>
@@ -1526,13 +1526,13 @@
           <w:sz w:val="22"/>
           <w:szCs w:val="22"/>
         </w:rPr>
-        <w:t xml:space="preserve"> in all six strata, so the truth values are mutually consistent. Why the distributed transit time correlates only at 0.571 was not established at this stage.</w:t>
+        <w:t xml:space="preserve"> in all six strata, so the truth values are mutually consistent. In a post hoc, exploratory analysis we asked why the distributed transit time correlates only at 0.571. Across all 4,374 subjects (tier C), the distributed transit time minus the true transit time had a median of −18 ms (interquartile range −24 to −14 ms). In 972 of the 4,374 subjects (22.2%) the absolute difference was between 0.8 and 1.2 cardiac cycles, and in every one of them the distributed value was shorter than the true one by about one cycle: for those subjects the distributed column assigns the arrival to the wrong cardiac cycle. Adding one cardiac cycle (60/HR) to the distributed value in those 972 subjects raises its median within-stratum correlation with aortic PWV from 0.571 to 0.986, the same as the true transit time (0.987 in this computation). What remains after that correction is a nearly constant offset (median 16 ms, the distributed value the shorter; interquartile range 14 to 20 ms in the 3,402 subjects without the cycle error) whose correlation with heart rate (|ρ| 0.218) and with aortic diameter (0.103) is below 0.30. The 0.571 therefore reflects misassignment of the cardiac cycle in the distributed column in about a fifth of subjects, not a defect of the analysis pipeline or of the truth values; the prespecified positive control had already passed and its verdict is unchanged.</w:t>
       </w:r>
     </w:p>
     <w:p>
       <w:pPr>
         <w:pStyle w:val="Heading3"/>
-        <w:spacing w:after="140" w:before="280" w:line="276"/>
+        <w:spacing w:before="280" w:after="140" w:line="276"/>
       </w:pPr>
       <w:r>
         <w:rPr>
@@ -2512,7 +2512,7 @@
           <w:sz w:val="22"/>
           <w:szCs w:val="22"/>
         </w:rPr>
-        <w:t xml:space="preserve">Neither decomposition version passed. The frozen version passed its convergence audit in 4,036 of 4,374 subjects (92%), so all three tiers could be evaluated. The skew-Gaussian route of the rebuilt version accepted almost no beats (2 of 4,374) because the right-skewed tail filled in the shallow notch and displaced the fiducial points by 15–25 ms, more than the 6 ms tolerance of the Wang criterion; tiers A and B could therefore not be evaluated, and tier C did not reach the threshold. The gamma route accepted 103 beats and passed some tiers but not all, and </w:t>
+        <w:t xml:space="preserve">Neither decomposition version passed. The frozen version passed its convergence audit in 4,036 of 4,374 subjects (92%), so all three tiers could be evaluated. The skew-Gaussian route of the rebuilt version accepted almost no beats (2 of 4,374) because the right-skewed tail filled in the shallow notch and displaced the fiducial points by 15–25 ms, more than the 6 ms tolerance of the Wang criterion, and changing the thresholds does not raise the acceptance. Two accepted beats cannot support a verdict, so this route is read on the fitted values of all subjects (tier C), and that only two beats were accepted is itself a result: tiers A and B could therefore not be evaluated, and tier C did not reach the threshold. The gamma route accepted 103 beats and passed some tiers but not all, and </w:t>
       </w:r>
       <w:r>
         <w:rPr>
@@ -2597,7 +2597,7 @@
     <w:p>
       <w:pPr>
         <w:pStyle w:val="Heading3"/>
-        <w:spacing w:after="140" w:before="280" w:line="276"/>
+        <w:spacing w:before="280" w:after="140" w:line="276"/>
       </w:pPr>
       <w:r>
         <w:rPr>
@@ -2658,7 +2658,7 @@
           <w:sz w:val="22"/>
           <w:szCs w:val="22"/>
         </w:rPr>
-        <w:t xml:space="preserve"> This sweep was run after the confirmatory judgment and is reported as exploratory; it uses the 98 notch-bearing beats available from 120 subjects in four strata, so its values are wider than those of the confirmatory run. Across twelve combinations of basis and component count the best value reached was </w:t>
+        <w:t xml:space="preserve"> This sweep was run after the confirmatory judgment and is reported as exploratory. Subjects were taken at equal intervals through the 4,374 in subject-number order and those whose beat was classified as type 1 (notch present) were kept: the run was set to collect 120 such beats, but the equally spaced scan was exhausted at 98, in four strata, so its values are wider than those of the confirmatory run. Across twelve combinations of basis and component count the best value reached was </w:t>
       </w:r>
       <w:r>
         <w:rPr>
@@ -2678,7 +2678,7 @@
           <w:sz w:val="22"/>
           <w:szCs w:val="22"/>
         </w:rPr>
-        <w:t xml:space="preserve">, below the 0.710 obtained by fiducial-point analysis on the same subjects. Four observations recur:</w:t>
+        <w:t xml:space="preserve">, below the 0.710 obtained by fiducial-point analysis on the same subjects; the six-stratum criterion was not applied to this subset. Four observations recur:</w:t>
       </w:r>
     </w:p>
     <w:p>
@@ -2823,13 +2823,13 @@
           <w:sz w:val="22"/>
           <w:szCs w:val="22"/>
         </w:rPr>
-        <w:t xml:space="preserve"> Applied unchanged to 624 subjects, none of the six published protocols reached the fiducial-point value (0.705 in the same subset). The best was 0.578 (the gamma, three-component model recommended by Tigges 2017). For RI, one protocol did exceed fiducial-point analysis: Couceiro's R1_d reached 0.585 against 0.501. Under the prespecified rule this row is not taken into the verdict; §4.3 discusses why it is nevertheless the one result consistent with the proposed mechanism.</w:t>
+        <w:t xml:space="preserve"> Applied unchanged to 624 subjects, none of the six published protocols reached the fiducial-point value (0.705 in the same subset). The best was 0.578 (the gamma, three-component model recommended by Tigges 2017); the six-stratum criterion was not applied to these 624 subjects either. For RI, one protocol did exceed fiducial-point analysis: Couceiro's R1_d reached 0.585 against 0.501. Under the prespecified rule this row is not taken into the verdict; §4.3 discusses why it is nevertheless the one result consistent with the proposed mechanism.</w:t>
       </w:r>
     </w:p>
     <w:p>
       <w:pPr>
         <w:pStyle w:val="Heading3"/>
-        <w:spacing w:after="140" w:before="280" w:line="276"/>
+        <w:spacing w:before="280" w:after="140" w:line="276"/>
       </w:pPr>
       <w:r>
         <w:rPr>
@@ -2854,7 +2854,7 @@
           <w:sz w:val="22"/>
           <w:szCs w:val="22"/>
         </w:rPr>
-        <w:t xml:space="preserve">Main effects within strata (table 2) show that decomposition-derived ΔT is not inert. Its largest single main effect is that of pulse wave velocity (−17.0%). What distinguishes it from the fiducial-point index is the size of the competing effects.</w:t>
+        <w:t xml:space="preserve">Main effects within strata (table 2) show that decomposition ΔT does respond to pulse wave velocity (−17.0%). The point is not whether it responds, but that heart rate (−10.9%) and aortic diameter (−12.6%) move it by about as much, so that it is no longer pulse wave velocity that decides the ordering of the subjects. What distinguishes it from the fiducial-point index is the size of the competing effects.</w:t>
       </w:r>
     </w:p>
     <w:tbl>
@@ -3796,24 +3796,24 @@
           <w:sz w:val="22"/>
           <w:szCs w:val="22"/>
         </w:rPr>
-        <w:t xml:space="preserve">For fiducial ΔT the pulse-wave-velocity column is twelve times the heart-rate column; for the decomposition it is 1.6 times. Ranking within a stratum reflects this: for decomposition ΔT the correlation with heart rate (ρ = −0.54) is stronger than the correlation with pulse wave velocity (ρ = −0.26). </w:t>
-      </w:r>
-      <w:r>
-        <w:rPr>
-          <w:rFonts w:ascii="Times New Roman" w:cs="Times New Roman" w:eastAsia="Times New Roman" w:hAnsi="Times New Roman"/>
-          <w:b/>
-          <w:bCs/>
-          <w:color w:val="000000"/>
-          <w:sz w:val="22"/>
-          <w:szCs w:val="22"/>
-        </w:rPr>
-        <w:t xml:space="preserve">Ordering the subjects of a stratum by ΔT therefore reproduces their ordering by heart rate better than their ordering by pulse wave velocity: an index meant to rank subjects by stiffness is in fact ranking them largely by heart rate.</w:t>
+        <w:t xml:space="preserve">For fiducial ΔT the pulse-wave-velocity column is twelve times the heart-rate column; for the decomposition it is 1.6 times. Ranking within a stratum reflects this: ordering the subjects of one age stratum by ΔT reproduces their ordering by heart rate (ρ = −0.54) more closely than their ordering by pulse wave velocity (ρ = −0.26). </w:t>
+      </w:r>
+      <w:r>
+        <w:rPr>
+          <w:rFonts w:ascii="Times New Roman" w:cs="Times New Roman" w:eastAsia="Times New Roman" w:hAnsi="Times New Roman"/>
+          <w:b/>
+          <w:bCs/>
+          <w:color w:val="000000"/>
+          <w:sz w:val="22"/>
+          <w:szCs w:val="22"/>
+        </w:rPr>
+        <w:t xml:space="preserve">An index meant to rank subjects by stiffness is in fact ranking them largely by heart rate.</w:t>
       </w:r>
     </w:p>
     <w:p>
       <w:pPr>
         <w:pStyle w:val="Heading3"/>
-        <w:spacing w:after="140" w:before="280" w:line="276"/>
+        <w:spacing w:before="280" w:after="140" w:line="276"/>
       </w:pPr>
       <w:r>
         <w:rPr>
@@ -3849,27 +3849,27 @@
           <w:sz w:val="22"/>
           <w:szCs w:val="22"/>
         </w:rPr>
-        <w:t xml:space="preserve">a rank correlation assumes monotonicity, and across a range that crosses the turning point it cannot be established in principle.</w:t>
-      </w:r>
-    </w:p>
-    <w:p>
-      <w:pPr>
-        <w:spacing w:after="120" w:line="276"/>
-      </w:pPr>
-      <w:r>
-        <w:rPr>
-          <w:rFonts w:ascii="Times New Roman" w:cs="Times New Roman" w:eastAsia="Times New Roman" w:hAnsi="Times New Roman"/>
-          <w:color w:val="000000"/>
-          <w:sz w:val="22"/>
-          <w:szCs w:val="22"/>
-        </w:rPr>
-        <w:t xml:space="preserve">Inspection of the fitted beats of the single-factor-sweep subjects indicates why. In subjects with high pulse wave velocity, where the reflection moves forward into systole, the second component captures a different physical feature — the late-systolic wave rather than the diastolic wave — and the correspondence between component and event changes. How many subjects in the whole population show this exchange was not counted. This is the concrete form of the caution raised by Epstein 2014 that fitted components need not correspond to physical waves, and here it occurs in noiseless, ideal waveforms.</w:t>
+        <w:t xml:space="preserve">a rank correlation assumes a monotone relation, so over a range in which the response changes direction even the factor with the largest change in the mean (the largest main effect) can have a small rank correlation.</w:t>
+      </w:r>
+    </w:p>
+    <w:p>
+      <w:pPr>
+        <w:spacing w:after="120" w:line="276"/>
+      </w:pPr>
+      <w:r>
+        <w:rPr>
+          <w:rFonts w:ascii="Times New Roman" w:cs="Times New Roman" w:eastAsia="Times New Roman" w:hAnsi="Times New Roman"/>
+          <w:color w:val="000000"/>
+          <w:sz w:val="22"/>
+          <w:szCs w:val="22"/>
+        </w:rPr>
+        <w:t xml:space="preserve">Inspection of the fitted beats of the single-factor-sweep subjects indicates why. In subjects with high pulse wave velocity, where the reflection moves forward into systole, the second component captures a different physical feature — the late-systolic wave rather than the diastolic wave — and the correspondence between component and event changes. In a post hoc, exploratory analysis we counted how often this exchange occurs. Among the 4,036 subjects the frozen version accepted, the exchange was counted as present when the peak of the second component fell before the dicrotic notch; since the frozen version stores only ΔT, the time of that peak was approximated as the distributed systolic-peak time plus ΔT. The exchange was judgeable in 3,995 subjects (41 lacked a notch time or a ΔT) and was present in 116 of them (2.9%). By age stratum it was 0% at 25, 35 and 45 years, 2.8% at 55, 6.6% at 65 and 9.5% at 75 years; it was 4.7% at pulse wave velocity +1 SD against 0.4% at −1 SD, and 7.0% at stroke volume +1 SD against 0.0% at −1 SD. Subjects with the exchange had a median aortic PWV of 9.83 m/s, against 7.15 m/s in those without. Excluding the 116 changed the within-stratum correlations little: ΔT versus aortic PWV 0.223 to 0.166, RI versus peripheral resistance 0.207 to 0.247, both still below the 0.30 required. The exchange is real, but it occurs in a small minority of the stiffest, largest-stroke-volume subjects and is not the main cause of the negative result. This is the concrete form of the caution raised by Epstein 2014 that fitted components need not correspond to physical waves, and here it occurs in noiseless, ideal waveforms.</w:t>
       </w:r>
     </w:p>
     <w:p>
       <w:pPr>
         <w:pStyle w:val="Heading3"/>
-        <w:spacing w:after="140" w:before="280" w:line="276"/>
+        <w:spacing w:before="280" w:after="140" w:line="276"/>
       </w:pPr>
       <w:r>
         <w:rPr>
@@ -3894,7 +3894,7 @@
           <w:sz w:val="22"/>
           <w:szCs w:val="22"/>
         </w:rPr>
-        <w:t xml:space="preserve">Waveform types were: type 1 (notch present) 891 (20.4%), type 3 (inflection only) 3,378 (77.2%), type 4 (neither) 105 (2.4%). The rebuilt decomposition accepts only type 1 beats by rule, so its verdicts rest on type 1; type 3 was read with fiducial points (the inflection standing in for the diastolic peak), the p1 construction and the upstroke ratio. The frozen decomposition has no such rule and was fitted to all subjects regardless of type.</w:t>
+        <w:t xml:space="preserve">Waveform types were: type 1 (notch present) 891 (20.4%), type 3 (inflection only) 3,378 (77.2%), type 4 (neither) 105 (2.4%). Our detection separates the types only by the presence of a notch and of an inflection on the descending limb, so Dawber types 2 and 3 are both counted as type 3, and these three types account for all 4,374 subjects. The rebuilt decomposition accepts only type 1 beats by rule, so its verdicts rest on type 1. The Wang acceptance criterion decides a fit by whether the fitted components reproduce the positions of the measured fiducial points (the notch and the diastolic peak), so it cannot be applied to beats that have neither; for tiers A and B of the rebuilt version the rule therefore gives up the very advantage of decomposition, that it returns a value in beats without a notch. Type 3 was read with fiducial points (the inflection standing in for the diastolic peak), the p1 construction and the upstroke ratio. The frozen decomposition has no such rule and was fitted to all subjects regardless of type, so how decomposition performs in beats without a notch is read from the frozen version and from tier C.</w:t>
       </w:r>
     </w:p>
     <w:p>
@@ -3934,7 +3934,7 @@
     <w:p>
       <w:pPr>
         <w:pStyle w:val="Heading2"/>
-        <w:spacing w:after="140" w:before="280" w:line="276"/>
+        <w:spacing w:before="280" w:after="140" w:line="276"/>
       </w:pPr>
       <w:r>
         <w:rPr>
@@ -3951,7 +3951,7 @@
     <w:p>
       <w:pPr>
         <w:pStyle w:val="Heading3"/>
-        <w:spacing w:after="140" w:before="280" w:line="276"/>
+        <w:spacing w:before="280" w:after="140" w:line="276"/>
       </w:pPr>
       <w:r>
         <w:rPr>
@@ -4056,7 +4056,7 @@
     <w:p>
       <w:pPr>
         <w:pStyle w:val="Heading3"/>
-        <w:spacing w:after="140" w:before="280" w:line="276"/>
+        <w:spacing w:before="280" w:after="140" w:line="276"/>
       </w:pPr>
       <w:r>
         <w:rPr>
@@ -4175,7 +4175,7 @@
     <w:p>
       <w:pPr>
         <w:pStyle w:val="Heading3"/>
-        <w:spacing w:after="140" w:before="280" w:line="276"/>
+        <w:spacing w:before="280" w:after="140" w:line="276"/>
       </w:pPr>
       <w:r>
         <w:rPr>
@@ -4409,8 +4409,22 @@
     </w:p>
     <w:p>
       <w:pPr>
+        <w:spacing w:after="120" w:line="276"/>
+      </w:pPr>
+      <w:r>
+        <w:rPr>
+          <w:rFonts w:ascii="Times New Roman" w:cs="Times New Roman" w:eastAsia="Times New Roman" w:hAnsi="Times New Roman"/>
+          <w:color w:val="000000"/>
+          <w:sz w:val="22"/>
+          <w:szCs w:val="22"/>
+        </w:rPr>
+        <w:t xml:space="preserve">In a post hoc, exploratory analysis we asked whether adjusting RI for heart rate makes it a better index of peripheral resistance. The largest main effect on RI is that of heart rate (−40%, §2.1), so removing heart rate is the obvious thing to try. In this model, however, peripheral resistance is mean arterial pressure divided by the product of heart rate and stroke volume, so heart rate is part of the target quantity and not a confounder. Dividing RI by heart rate raised the median within-stratum correlation with peripheral resistance — frozen version 0.207 to 0.293, rebuilt version on the gamma basis 0.280 to 0.375, fiducial-point analysis 0.504 to 0.545 — while removing heart rate by regression lowered it (frozen 0.174, fiducial-point 0.265), and removing heart rate and ejection time together lowered it further (frozen 0.071, fiducial-point 0.168). Frozen-version values are computed on tier A (the 4,036 subjects that version accepted) and the others on tier C. The control is the early amplitude ratio against aortic PWV, a target that does not contain heart rate: dividing by heart rate dropped it from 0.836 to 0.351, and regressing heart rate out left it unchanged (0.876). The gain from dividing by heart rate is therefore inherited from the 1/HR dependence of the target itself, not from RI tracking vascular state more closely, and the loss from regressing heart rate out is the removal of the part of the target that heart rate carries: the associations of a derived quantity are inherited from its inputs. The same structure holds for measured systemic vascular resistance, which is mean arterial pressure divided by cardiac output, cardiac output being heart rate × stroke volume. Heart-rate adjustment therefore does not make RI a better index of vascular state. This analysis is exploratory and no verdict is attached to it.</w:t>
+      </w:r>
+    </w:p>
+    <w:p>
+      <w:pPr>
         <w:pStyle w:val="Heading3"/>
-        <w:spacing w:after="140" w:before="280" w:line="276"/>
+        <w:spacing w:before="280" w:after="140" w:line="276"/>
       </w:pPr>
       <w:r>
         <w:rPr>
@@ -4435,7 +4449,7 @@
           <w:sz w:val="22"/>
           <w:szCs w:val="22"/>
         </w:rPr>
-        <w:t xml:space="preserve">A pooled correlation across a wide age range is inflated by the common dependence of both variables on age, and in our data the within-stratum correlation of decomposition ΔT varies from −0.14 in the youngest stratum to −0.61 in the oldest. The stratified criterion was not chosen to be severe but to match the intended use. In the application that motivated this work — correcting a calibration constant that already contains age and body size — an index whose information is age adds nothing. </w:t>
+        <w:t xml:space="preserve">A pooled correlation across a wide age range is inflated by the common dependence of both variables on age, and in our data the within-stratum correlation of decomposition ΔT varies from −0.14 in the youngest stratum to −0.61 in the oldest. The stratified criterion was not chosen to be severe but to match how the index is meant to be used, namely to correct a calibration constant that already contains age and body size. In that application an index whose information is age adds nothing. </w:t>
       </w:r>
       <w:r>
         <w:rPr>
@@ -4466,7 +4480,7 @@
     <w:p>
       <w:pPr>
         <w:pStyle w:val="Heading3"/>
-        <w:spacing w:after="140" w:before="280" w:line="276"/>
+        <w:spacing w:before="280" w:after="140" w:line="276"/>
       </w:pPr>
       <w:r>
         <w:rPr>
@@ -4551,13 +4565,13 @@
           <w:sz w:val="22"/>
           <w:szCs w:val="22"/>
         </w:rPr>
-        <w:t xml:space="preserve"> in silico, so that argument does not account for the present negative. The literature replication retains deviations (optimiser and resampling details) listed in table 4, and a different implementation by the original authors could give different values. The non-monotonicity of §3.5 is visible because six factors are varied independently at ±1 SD; whether a comparable range occurs in patients cannot be decided here. Finally, the conclusion concerns the six published protocols and twelve bases tested, not pulse decomposition in general.</w:t>
+        <w:t xml:space="preserve"> in silico, so that argument does not account for the present negative. The literature replication retains deviations (optimiser and resampling details) listed in table 4, and a different implementation by the original authors could give different values. The thresholds of Wang's criterion used for the rebuilt version (6 ms and 0.01) are values for which the original paper gives no external basis; we used them unchanged. The non-monotonicity of §3.5 is visible because six factors are varied independently at ±1 SD; whether a comparable range occurs in patients cannot be decided here. Finally, the conclusion concerns the six published protocols and twelve bases tested, not pulse decomposition in general.</w:t>
       </w:r>
     </w:p>
     <w:p>
       <w:pPr>
         <w:pStyle w:val="Heading3"/>
-        <w:spacing w:after="140" w:before="280" w:line="276"/>
+        <w:spacing w:before="280" w:after="140" w:line="276"/>
       </w:pPr>
       <w:r>
         <w:rPr>
@@ -4608,7 +4622,7 @@
     <w:p>
       <w:pPr>
         <w:pStyle w:val="Heading2"/>
-        <w:spacing w:after="140" w:before="280" w:line="276"/>
+        <w:spacing w:before="280" w:after="140" w:line="276"/>
       </w:pPr>
       <w:r>
         <w:rPr>
@@ -4639,7 +4653,7 @@
     <w:p>
       <w:pPr>
         <w:pStyle w:val="Heading2"/>
-        <w:spacing w:after="140" w:before="280" w:line="276"/>
+        <w:spacing w:before="280" w:after="140" w:line="276"/>
       </w:pPr>
       <w:r>
         <w:rPr>
@@ -4745,7 +4759,7 @@
     <w:p>
       <w:pPr>
         <w:pStyle w:val="Heading2"/>
-        <w:spacing w:after="140" w:before="280" w:line="276"/>
+        <w:spacing w:before="280" w:after="140" w:line="276"/>
       </w:pPr>
       <w:r>
         <w:rPr>
@@ -4867,7 +4881,7 @@
     <w:p>
       <w:pPr>
         <w:pStyle w:val="Heading2"/>
-        <w:spacing w:after="140" w:before="280" w:line="276"/>
+        <w:spacing w:before="280" w:after="140" w:line="276"/>
       </w:pPr>
       <w:r>
         <w:rPr>
@@ -5286,7 +5300,7 @@
       </w:r>
     </w:p>
     <w:sectPr>
-      <w:footerReference w:type="default" r:id="rId7"/>
+      <w:footerReference w:type="default" r:id="rId6"/>
       <w:pgSz w:w="11906" w:h="16838" w:orient="portrait"/>
       <w:pgMar w:top="1417" w:right="1417" w:bottom="1417" w:left="1417" w:header="708" w:footer="708" w:gutter="0"/>
       <w:pgNumType/>
@@ -5298,43 +5312,6 @@
 
 <file path=word/comments.xml><?xml version="1.0" encoding="utf-8"?>
 <w:comments xmlns:cx="http://schemas.microsoft.com/office/drawing/2014/chartex" xmlns:cx1="http://schemas.microsoft.com/office/drawing/2015/9/8/chartex" xmlns:cx2="http://schemas.microsoft.com/office/drawing/2015/10/21/chartex" xmlns:cx3="http://schemas.microsoft.com/office/drawing/2016/5/9/chartex" xmlns:cx4="http://schemas.microsoft.com/office/drawing/2016/5/10/chartex" xmlns:cx5="http://schemas.microsoft.com/office/drawing/2016/5/11/chartex" xmlns:cx6="http://schemas.microsoft.com/office/drawing/2016/5/12/chartex" xmlns:cx7="http://schemas.microsoft.com/office/drawing/2016/5/13/chartex" xmlns:cx8="http://schemas.microsoft.com/office/drawing/2016/5/14/chartex" xmlns:mc="http://schemas.openxmlformats.org/markup-compatibility/2006" xmlns:aink="http://schemas.microsoft.com/office/drawing/2016/ink" xmlns:am3d="http://schemas.microsoft.com/office/drawing/2017/model3d" xmlns:o="urn:schemas-microsoft-com:office:office" xmlns:r="http://schemas.openxmlformats.org/officeDocument/2006/relationships" xmlns:m="http://schemas.openxmlformats.org/officeDocument/2006/math" xmlns:v="urn:schemas-microsoft-com:vml" xmlns:wp14="http://schemas.microsoft.com/office/word/2010/wordprocessingDrawing" xmlns:wp="http://schemas.openxmlformats.org/drawingml/2006/wordprocessingDrawing" xmlns:w10="urn:schemas-microsoft-com:office:word" xmlns:w="http://schemas.openxmlformats.org/wordprocessingml/2006/main" xmlns:w14="http://schemas.microsoft.com/office/word/2010/wordml" xmlns:w15="http://schemas.microsoft.com/office/word/2012/wordml" xmlns:w16cex="http://schemas.microsoft.com/office/word/2018/wordml/cex" xmlns:w16cid="http://schemas.microsoft.com/office/word/2016/wordml/cid" xmlns:w16="http://schemas.microsoft.com/office/word/2018/wordml" xmlns:w16sdtdh="http://schemas.microsoft.com/office/word/2020/wordml/sdtdatahash" xmlns:w16se="http://schemas.microsoft.com/office/word/2015/wordml/symex" xmlns:wpg="http://schemas.microsoft.com/office/word/2010/wordprocessingGroup" xmlns:wpi="http://schemas.microsoft.com/office/word/2010/wordprocessingInk" xmlns:wne="http://schemas.microsoft.com/office/word/2006/wordml" xmlns:wps="http://schemas.microsoft.com/office/word/2010/wordprocessingShape"/>
-</file>
-
-<file path=word/endnotes.xml><?xml version="1.0" encoding="utf-8"?>
-<w:endnotes xmlns:wpc="http://schemas.microsoft.com/office/word/2010/wordprocessingCanvas" xmlns:mc="http://schemas.openxmlformats.org/markup-compatibility/2006" xmlns:o="urn:schemas-microsoft-com:office:office" xmlns:r="http://schemas.openxmlformats.org/officeDocument/2006/relationships" xmlns:m="http://schemas.openxmlformats.org/officeDocument/2006/math" xmlns:v="urn:schemas-microsoft-com:vml" xmlns:wp14="http://schemas.microsoft.com/office/word/2010/wordprocessingDrawing" xmlns:wp="http://schemas.openxmlformats.org/drawingml/2006/wordprocessingDrawing" xmlns:w10="urn:schemas-microsoft-com:office:word" xmlns:w="http://schemas.openxmlformats.org/wordprocessingml/2006/main" xmlns:w14="http://schemas.microsoft.com/office/word/2010/wordml" xmlns:w15="http://schemas.microsoft.com/office/word/2012/wordml" xmlns:wpg="http://schemas.microsoft.com/office/word/2010/wordprocessingGroup" xmlns:wpi="http://schemas.microsoft.com/office/word/2010/wordprocessingInk" xmlns:wne="http://schemas.microsoft.com/office/word/2006/wordml" xmlns:wps="http://schemas.microsoft.com/office/word/2010/wordprocessingShape" mc:Ignorable="w14 w15 wp14">
-  <w:endnote w:type="separator" w:id="-1">
-    <w:p>
-      <w:pPr>
-        <w:spacing w:after="0" w:line="240" w:lineRule="auto"/>
-      </w:pPr>
-      <w:r>
-        <w:rPr>
-          <w:rStyle w:val="EndnoteReference"/>
-        </w:rPr>
-        <w:endnoteRef/>
-      </w:r>
-      <w:r>
-        <w:separator/>
-      </w:r>
-    </w:p>
-  </w:endnote>
-  <w:endnote w:type="continuationSeparator" w:id="0">
-    <w:p>
-      <w:pPr>
-        <w:spacing w:after="0" w:line="240" w:lineRule="auto"/>
-      </w:pPr>
-      <w:r>
-        <w:rPr>
-          <w:rStyle w:val="EndnoteReference"/>
-        </w:rPr>
-        <w:endnoteRef/>
-      </w:r>
-      <w:r>
-        <w:continuationSeparator/>
-      </w:r>
-    </w:p>
-  </w:endnote>
-</w:endnotes>
 </file>
 
 <file path=word/footer1.xml><?xml version="1.0" encoding="utf-8"?>
@@ -5638,42 +5615,5 @@
       <w:szCs w:val="20"/>
     </w:rPr>
   </w:style>
-  <w:style w:type="character" w:styleId="EndnoteReference">
-    <w:name w:val="endnote reference"/>
-    <w:basedOn w:val="DefaultParagraphFont"/>
-    <w:uiPriority w:val="99"/>
-    <w:semiHidden/>
-    <w:unhideWhenUsed/>
-    <w:rPr>
-      <w:vertAlign w:val="superscript"/>
-    </w:rPr>
-  </w:style>
-  <w:style w:type="paragraph" w:styleId="EndnoteText">
-    <w:name w:val="endnote text"/>
-    <w:basedOn w:val="Normal"/>
-    <w:link w:val="EndnoteTextChar"/>
-    <w:uiPriority w:val="99"/>
-    <w:semiHidden/>
-    <w:unhideWhenUsed/>
-    <w:pPr>
-      <w:spacing w:after="0" w:line="240" w:lineRule="auto"/>
-    </w:pPr>
-    <w:rPr>
-      <w:sz w:val="20"/>
-      <w:szCs w:val="20"/>
-    </w:rPr>
-  </w:style>
-  <w:style w:type="character" w:styleId="EndnoteTextChar">
-    <w:name w:val="Endnote Text Char"/>
-    <w:basedOn w:val="DefaultParagraphFont"/>
-    <w:link w:val="EndnoteText"/>
-    <w:uiPriority w:val="99"/>
-    <w:semiHidden/>
-    <w:unhideWhenUsed/>
-    <w:rPr>
-      <w:sz w:val="20"/>
-      <w:szCs w:val="20"/>
-    </w:rPr>
-  </w:style>
 </w:styles>
 </file>